--- a/platform_PiN_output/Somalia___SOM/Param_step1_Somalia___SOM_1008_03AM.docx
+++ b/platform_PiN_output/Somalia___SOM/Param_step1_Somalia___SOM_1008_03AM.docx
@@ -31,7 +31,7 @@
         <w:pStyle w:val="ListBullet"/>
       </w:pPr>
       <w:r>
-        <w:t>Date calculation: 08/10/2026 03:04</w:t>
+        <w:t>Date calculation: 08/10/2026 03:43</w:t>
       </w:r>
     </w:p>
     <w:p>

--- a/platform_PiN_output/Somalia___SOM/Param_step1_Somalia___SOM_1008_03AM.docx
+++ b/platform_PiN_output/Somalia___SOM/Param_step1_Somalia___SOM_1008_03AM.docx
@@ -31,7 +31,7 @@
         <w:pStyle w:val="ListBullet"/>
       </w:pPr>
       <w:r>
-        <w:t>Date calculation: 08/10/2026 03:43</w:t>
+        <w:t>Date calculation: 08/10/2026 03:59</w:t>
       </w:r>
     </w:p>
     <w:p>
